--- a/결과물/혼공독해교재_공통영어2_YBM(박)_1과_전체통합본.docx
+++ b/결과물/혼공독해교재_공통영어2_YBM(박)_1과_전체통합본.docx
@@ -2021,11 +2021,20 @@
           </w:r>
           <w:r>
             <w:rPr>
-              <w:color w:val="333333"/>
-              <w:sz w:val="17"/>
-              <w:szCs w:val="17"/>
-            </w:rPr>
-            <w:t xml:space="preserve">undamaged — 손상되지 않은, 멀쩡한</w:t>
+              <w:color w:val="203864"/>
+              <w:sz w:val="17"/>
+              <w:szCs w:val="17"/>
+              <w:b/>
+            </w:rPr>
+            <w:t xml:space="preserve">★</w:t>
+          </w:r>
+          <w:r>
+            <w:rPr>
+              <w:color w:val="333333"/>
+              <w:sz w:val="17"/>
+              <w:szCs w:val="17"/>
+            </w:rPr>
+            <w:t xml:space="preserve"> undamaged — 손상되지 않은, 멀쩡한</w:t>
           </w:r>
           <w:r>
             <w:rPr>
@@ -2089,7 +2098,7 @@
               <w:sz w:val="17"/>
               <w:szCs w:val="17"/>
             </w:rPr>
-            <w:t xml:space="preserve">stories — 기사들, 이야기들</w:t>
+            <w:t xml:space="preserve">stories — 기사들 (흔한 뜻: 이야기들)</w:t>
           </w:r>
           <w:r>
             <w:rPr>
@@ -2377,7 +2386,18 @@
               <w:szCs w:val="15"/>
               <w:u w:val="single"/>
             </w:rPr>
-            <w:t xml:space="preserve">되었다는</w:t>
+            <w:t xml:space="preserve">되는 것</w:t>
+          </w:r>
+          <w:r>
+            <w:rPr>
+              <w:b w:val="1"/>
+              <w:bCs w:val="1"/>
+              <w:color w:val="000000"/>
+              <w:sz w:val="15"/>
+              <w:szCs w:val="15"/>
+              <w:u w:val="single"/>
+            </w:rPr>
+            <w:t xml:space="preserve">에 관한</w:t>
           </w:r>
           <w:r>
             <w:rPr>
@@ -2589,7 +2609,7 @@
               <w:sz w:val="17"/>
               <w:szCs w:val="17"/>
             </w:rPr>
-            <w:t xml:space="preserve">by — ~ 때문에 (흔한 뜻: ~에 의해)</w:t>
+            <w:t xml:space="preserve">by — ~에 (흔한 뜻: ~에 의해)</w:t>
           </w:r>
           <w:r>
             <w:rPr>
@@ -3904,11 +3924,20 @@
           </w:r>
           <w:r>
             <w:rPr>
-              <w:color w:val="333333"/>
-              <w:sz w:val="17"/>
-              <w:szCs w:val="17"/>
-            </w:rPr>
-            <w:t xml:space="preserve">content creators — 콘텐츠 제작자들</w:t>
+              <w:color w:val="203864"/>
+              <w:sz w:val="17"/>
+              <w:szCs w:val="17"/>
+              <w:b/>
+            </w:rPr>
+            <w:t xml:space="preserve">★</w:t>
+          </w:r>
+          <w:r>
+            <w:rPr>
+              <w:color w:val="333333"/>
+              <w:sz w:val="17"/>
+              <w:szCs w:val="17"/>
+            </w:rPr>
+            <w:t xml:space="preserve"> content creators — 콘텐츠 제작자들</w:t>
           </w:r>
           <w:r>
             <w:rPr>
@@ -4992,20 +5021,11 @@
           </w:r>
           <w:r>
             <w:rPr>
-              <w:color w:val="203864"/>
-              <w:sz w:val="17"/>
-              <w:szCs w:val="17"/>
-              <w:b/>
-            </w:rPr>
-            <w:t xml:space="preserve">★</w:t>
-          </w:r>
-          <w:r>
-            <w:rPr>
-              <w:color w:val="333333"/>
-              <w:sz w:val="17"/>
-              <w:szCs w:val="17"/>
-            </w:rPr>
-            <w:t xml:space="preserve"> criticize — 비판하다</w:t>
+              <w:color w:val="333333"/>
+              <w:sz w:val="17"/>
+              <w:szCs w:val="17"/>
+            </w:rPr>
+            <w:t xml:space="preserve">criticize — 비판하다</w:t>
           </w:r>
           <w:r>
             <w:rPr>
@@ -5369,7 +5389,7 @@
               <w:szCs w:val="15"/>
               <w:u w:val="none"/>
             </w:rPr>
-            <w:t xml:space="preserve">[그것[가짜 뉴스]</w:t>
+            <w:t xml:space="preserve">[그것[그 가짜 뉴스]</w:t>
           </w:r>
           <w:r>
             <w:rPr>
@@ -5661,20 +5681,11 @@
           </w:r>
           <w:r>
             <w:rPr>
-              <w:color w:val="203864"/>
-              <w:sz w:val="17"/>
-              <w:szCs w:val="17"/>
-              <w:b/>
-            </w:rPr>
-            <w:t xml:space="preserve">★</w:t>
-          </w:r>
-          <w:r>
-            <w:rPr>
-              <w:color w:val="333333"/>
-              <w:sz w:val="17"/>
-              <w:szCs w:val="17"/>
-            </w:rPr>
-            <w:t xml:space="preserve"> accidentally — 뜻하지 않게, 실수로</w:t>
+              <w:color w:val="333333"/>
+              <w:sz w:val="17"/>
+              <w:szCs w:val="17"/>
+            </w:rPr>
+            <w:t xml:space="preserve">accidentally — 뜻하지 않게, 실수로</w:t>
           </w:r>
           <w:r>
             <w:rPr>
@@ -7076,7 +7087,7 @@
               <w:sz w:val="17"/>
               <w:szCs w:val="17"/>
             </w:rPr>
-            <w:t xml:space="preserve">흔들바위가 손상되었다는</w:t>
+            <w:t xml:space="preserve">흔들바위가 손상되는 것에 관한</w:t>
           </w:r>
           <w:r>
             <w:rPr>
@@ -9436,7 +9447,7 @@
               <w:bCs w:val="0"/>
               <w:color w:val="000000"/>
             </w:rPr>
-            <w:t xml:space="preserve">10번 문장은 9번과 반대되는 지나의 모습을 보여 준다. 예전의 지나는 가짜 뉴스를 퍼뜨린 사람들을 비판하는 쪽이었다. 그런데 이번에는 지나 자신이 흔들바위 가짜 뉴스를 친구들에게 퍼뜨렸다. 일부러 한 일은 아니지만 결과적으로 가짜 뉴스가 퍼지는 데 한몫한 것이다. 누구나 가짜 뉴스를 퍼뜨리는 사람이 될 수 있다는 것이 이 글의 출발점이다.</w:t>
+            <w:t xml:space="preserve">10번 문장은 9번과 반대되는 지나의 모습을 보여 준다. 예전의 지나는 가짜 뉴스를 퍼뜨린 사람들을 비판하는 쪽이었다. 그런데 이번에는 지나 자신이 흔들바위 가짜 뉴스를 친구들에게 퍼뜨렸다. 일부러 한 일은 아니지만 결과적으로 가짜 뉴스가 퍼지는 데 한몫한 것이다. 가짜 뉴스를 비판하던 사람도 뜻하지 않게 가짜 뉴스를 퍼뜨릴 수 있다는 점이 이 글의 출발점이다.</w:t>
           </w:r>
         </w:p>
         <w:p>
@@ -9545,7 +9556,7 @@
               <w:sz w:val="20"/>
               <w:szCs w:val="20"/>
             </w:rPr>
-            <w:t xml:space="preserve"> 명사 + that S′ V′(동격): S′가 V′했다는 명사</w:t>
+            <w:t xml:space="preserve"> 명사 + that S′ V′(동격): S′(이/가) V′했다는 명사</w:t>
           </w:r>
           <w:r>
             <w:rPr>
@@ -9665,7 +9676,7 @@
               <w:sz w:val="20"/>
               <w:szCs w:val="20"/>
             </w:rPr>
-            <w:t xml:space="preserve"> have p.p.: ~했다 (Has Fallen: 떨어졌다)</w:t>
+            <w:t xml:space="preserve"> have p.p.: ~했다</w:t>
           </w:r>
           <w:r>
             <w:rPr>
@@ -9759,7 +9770,7 @@
               <w:sz w:val="20"/>
               <w:szCs w:val="20"/>
             </w:rPr>
-            <w:t xml:space="preserve"> — 공식: being p.p. — ~되는 것. 앞의 of = ~에 관한, 의미상 주어 = the Heundeulbawi(흔들바위), p.p. = damaged(손상된). → 흔들바위가 손상되는 것(에 관한) → 흔들바위가 손상되었다는 기사들. 흔들바위는 스스로 손상시키는 쪽이 아니라 ‘손상되는’ 대상이라 수동 being damaged를 쓴다.</w:t>
+            <w:t xml:space="preserve"> — 공식: being p.p. — ~되는 것. 앞의 of = ~에 관한, 의미상 주어 = the Heundeulbawi(흔들바위), p.p. = damaged(손상된). → 흔들바위가 손상되는 것에 관한 기사들(자연스럽게는 ‘흔들바위가 손상되었다는 기사들’). 흔들바위는 스스로 손상시키는 쪽이 아니라 ‘손상되는’ 대상이라 수동 being damaged를 쓴다.</w:t>
           </w:r>
         </w:p>
         <w:p>
@@ -10044,7 +10055,7 @@
               <w:sz w:val="16"/>
               <w:szCs w:val="16"/>
             </w:rPr>
-            <w:t xml:space="preserve">What Fake News Is and How It Harms Society</w:t>
+            <w:t xml:space="preserve">What Fake News Is and the Harm It Does to Society</w:t>
           </w:r>
           <w:r>
             <w:rPr>
@@ -10666,6 +10677,38 @@
           </w:r>
           <w:r>
             <w:rPr>
+              <w:color w:val="333333"/>
+              <w:sz w:val="17"/>
+              <w:szCs w:val="17"/>
+            </w:rPr>
+            <w:t xml:space="preserve">deliberate — 의도적인, 고의적인</w:t>
+          </w:r>
+          <w:r>
+            <w:rPr>
+              <w:color w:val="333333"/>
+              <w:sz w:val="17"/>
+              <w:szCs w:val="17"/>
+            </w:rPr>
+            <w:t xml:space="preserve"> / </w:t>
+          </w:r>
+          <w:r>
+            <w:rPr>
+              <w:color w:val="333333"/>
+              <w:sz w:val="17"/>
+              <w:szCs w:val="17"/>
+            </w:rPr>
+            <w:t xml:space="preserve">attempt to V — ~하려는 시도</w:t>
+          </w:r>
+          <w:r>
+            <w:rPr>
+              <w:color w:val="333333"/>
+              <w:sz w:val="17"/>
+              <w:szCs w:val="17"/>
+            </w:rPr>
+            <w:t xml:space="preserve"> / </w:t>
+          </w:r>
+          <w:r>
+            <w:rPr>
               <w:color w:val="203864"/>
               <w:sz w:val="17"/>
               <w:szCs w:val="17"/>
@@ -10679,48 +10722,7 @@
               <w:sz w:val="17"/>
               <w:szCs w:val="17"/>
             </w:rPr>
-            <w:t xml:space="preserve"> deliberate — 의도적인, 고의적인</w:t>
-          </w:r>
-          <w:r>
-            <w:rPr>
-              <w:color w:val="333333"/>
-              <w:sz w:val="17"/>
-              <w:szCs w:val="17"/>
-            </w:rPr>
-            <w:t xml:space="preserve"> / </w:t>
-          </w:r>
-          <w:r>
-            <w:rPr>
-              <w:color w:val="333333"/>
-              <w:sz w:val="17"/>
-              <w:szCs w:val="17"/>
-            </w:rPr>
-            <w:t xml:space="preserve">attempt to V — ~하려는 시도</w:t>
-          </w:r>
-          <w:r>
-            <w:rPr>
-              <w:color w:val="333333"/>
-              <w:sz w:val="17"/>
-              <w:szCs w:val="17"/>
-            </w:rPr>
-            <w:t xml:space="preserve"> / </w:t>
-          </w:r>
-          <w:r>
-            <w:rPr>
-              <w:color w:val="203864"/>
-              <w:sz w:val="17"/>
-              <w:szCs w:val="17"/>
-              <w:b/>
-            </w:rPr>
-            <w:t xml:space="preserve">★</w:t>
-          </w:r>
-          <w:r>
-            <w:rPr>
-              <w:color w:val="333333"/>
-              <w:sz w:val="17"/>
-              <w:szCs w:val="17"/>
-            </w:rPr>
-            <w:t xml:space="preserve"> manipulate — 조종하다, 조작하다</w:t>
+            <w:t xml:space="preserve"> manipulate — 조종하다 (흔한 뜻: 조작하다)</w:t>
           </w:r>
           <w:r>
             <w:rPr>
@@ -11780,7 +11782,7 @@
               <w:sz w:val="17"/>
               <w:szCs w:val="17"/>
             </w:rPr>
-            <w:t xml:space="preserve"> disturb — 어지럽히다, 방해하다</w:t>
+            <w:t xml:space="preserve"> disturb — 어지럽히다 (흔한 뜻: 방해하다)</w:t>
           </w:r>
           <w:r>
             <w:rPr>
@@ -12018,6 +12020,110 @@
               <w:szCs w:val="15"/>
             </w:rPr>
             <w:t xml:space="preserve"> (과거분사 후치수식)</w:t>
+          </w:r>
+        </w:p>
+        <w:p>
+          <w:pPr>
+            <w:keepNext/>
+            <w:keepLines/>
+            <w:spacing w:after="120" w:line="300" w:lineRule="auto" w:before="140"/>
+          </w:pPr>
+          <w:r>
+            <w:rPr>
+              <w:b/>
+              <w:bCs/>
+              <w:color w:val="7030A0"/>
+              <w:sz w:val="15"/>
+              <w:szCs w:val="15"/>
+            </w:rPr>
+            <w:t xml:space="preserve">구조 힌트   </w:t>
+          </w:r>
+          <w:r>
+            <w:rPr>
+              <w:color w:val="7030A0"/>
+              <w:sz w:val="15"/>
+              <w:szCs w:val="15"/>
+            </w:rPr>
+            <w:t xml:space="preserve">the public [</w:t>
+          </w:r>
+          <w:r>
+            <w:rPr>
+              <w:b/>
+              <w:bCs/>
+              <w:color w:val="7030A0"/>
+              <w:sz w:val="15"/>
+              <w:szCs w:val="15"/>
+              <w:u w:val="single"/>
+            </w:rPr>
+            <w:t xml:space="preserve">as well as</w:t>
+          </w:r>
+          <w:r>
+            <w:rPr>
+              <w:color w:val="7030A0"/>
+              <w:sz w:val="15"/>
+              <w:szCs w:val="15"/>
+            </w:rPr>
+            <w:t xml:space="preserve"> all individuals]</w:t>
+          </w:r>
+          <w:r>
+            <w:rPr>
+              <w:color w:val="7030A0"/>
+              <w:sz w:val="15"/>
+              <w:szCs w:val="15"/>
+            </w:rPr>
+            <w:t xml:space="preserve"> → </w:t>
+          </w:r>
+          <w:r>
+            <w:rPr>
+              <w:b w:val="0"/>
+              <w:bCs w:val="0"/>
+              <w:color w:val="000000"/>
+              <w:sz w:val="15"/>
+              <w:szCs w:val="15"/>
+              <w:u w:val="none"/>
+            </w:rPr>
+            <w:t xml:space="preserve">[모든 개인들</w:t>
+          </w:r>
+          <w:r>
+            <w:rPr>
+              <w:b w:val="1"/>
+              <w:bCs w:val="1"/>
+              <w:color w:val="000000"/>
+              <w:sz w:val="15"/>
+              <w:szCs w:val="15"/>
+              <w:u w:val="single"/>
+            </w:rPr>
+            <w:t xml:space="preserve">뿐만 아니라</w:t>
+          </w:r>
+          <w:r>
+            <w:rPr>
+              <w:b w:val="0"/>
+              <w:bCs w:val="0"/>
+              <w:color w:val="000000"/>
+              <w:sz w:val="15"/>
+              <w:szCs w:val="15"/>
+              <w:u w:val="none"/>
+            </w:rPr>
+            <w:t xml:space="preserve">] 대중에게</w:t>
+          </w:r>
+          <w:r>
+            <w:rPr>
+              <w:b w:val="1"/>
+              <w:bCs w:val="1"/>
+              <w:color w:val="000000"/>
+              <w:sz w:val="15"/>
+              <w:szCs w:val="15"/>
+              <w:u w:val="single"/>
+            </w:rPr>
+            <w:t xml:space="preserve">도</w:t>
+          </w:r>
+          <w:r>
+            <w:rPr>
+              <w:color w:val="7030A0"/>
+              <w:sz w:val="15"/>
+              <w:szCs w:val="15"/>
+            </w:rPr>
+            <w:t xml:space="preserve"> (B as well as A 상관 구조)</w:t>
           </w:r>
         </w:p>
         <w:p>
@@ -12161,7 +12267,7 @@
               <w:sz w:val="17"/>
               <w:szCs w:val="17"/>
             </w:rPr>
-            <w:t xml:space="preserve">It … for A to V — A가 ~하는 것은 (It은 뒤의 for A to V를 대신함)</w:t>
+            <w:t xml:space="preserve">It … for A to V — A(이/가) ~하는 것은 (It은 뒤의 for A to V를 대신함)</w:t>
           </w:r>
           <w:r>
             <w:rPr>
@@ -12269,11 +12375,20 @@
           </w:r>
           <w:r>
             <w:rPr>
-              <w:color w:val="333333"/>
-              <w:sz w:val="17"/>
-              <w:szCs w:val="17"/>
-            </w:rPr>
-            <w:t xml:space="preserve">states of emergency — 비상사태들</w:t>
+              <w:color w:val="203864"/>
+              <w:sz w:val="17"/>
+              <w:szCs w:val="17"/>
+              <w:b/>
+            </w:rPr>
+            <w:t xml:space="preserve">★</w:t>
+          </w:r>
+          <w:r>
+            <w:rPr>
+              <w:color w:val="333333"/>
+              <w:sz w:val="17"/>
+              <w:szCs w:val="17"/>
+            </w:rPr>
+            <w:t xml:space="preserve"> states of emergency — 비상사태들</w:t>
           </w:r>
         </w:p>
         <w:p>
@@ -12355,7 +12470,7 @@
               <w:szCs w:val="15"/>
               <w:u w:val="none"/>
             </w:rPr>
-            <w:t xml:space="preserve">[</w:t>
+            <w:t xml:space="preserve">[가짜 뉴스</w:t>
           </w:r>
           <w:r>
             <w:rPr>
@@ -12377,7 +12492,7 @@
               <w:szCs w:val="15"/>
               <w:u w:val="none"/>
             </w:rPr>
-            <w:t xml:space="preserve">짜 뉴스가 퍼지</w:t>
+            <w:t xml:space="preserve"> 퍼지</w:t>
           </w:r>
           <w:r>
             <w:rPr>
@@ -12801,7 +12916,7 @@
               <w:sz w:val="17"/>
               <w:szCs w:val="17"/>
             </w:rPr>
-            <w:t xml:space="preserve">thousands of — 수천 (명)의</w:t>
+            <w:t xml:space="preserve">thousands of — 수천 명의</w:t>
           </w:r>
           <w:r>
             <w:rPr>
@@ -13081,7 +13196,7 @@
               <w:szCs w:val="15"/>
               <w:u w:val="none"/>
             </w:rPr>
-            <w:t xml:space="preserve">[규모 6.5의 지진</w:t>
+            <w:t xml:space="preserve">[규모가 6.5인 지진</w:t>
           </w:r>
           <w:r>
             <w:rPr>
@@ -13491,23 +13606,23 @@
               <w:sz w:val="17"/>
               <w:szCs w:val="17"/>
             </w:rPr>
-            <w:t xml:space="preserve">followed — (뒤에) 이어지는, 뒤따라진</w:t>
-          </w:r>
-          <w:r>
-            <w:rPr>
-              <w:color w:val="333333"/>
-              <w:sz w:val="17"/>
-              <w:szCs w:val="17"/>
-            </w:rPr>
-            <w:t xml:space="preserve"> / </w:t>
-          </w:r>
-          <w:r>
-            <w:rPr>
-              <w:color w:val="333333"/>
-              <w:sz w:val="17"/>
-              <w:szCs w:val="17"/>
-            </w:rPr>
-            <w:t xml:space="preserve">by — ~로, ~에 의해</w:t>
+            <w:t xml:space="preserve">followed — 이어지는</w:t>
+          </w:r>
+          <w:r>
+            <w:rPr>
+              <w:color w:val="333333"/>
+              <w:sz w:val="17"/>
+              <w:szCs w:val="17"/>
+            </w:rPr>
+            <w:t xml:space="preserve"> / </w:t>
+          </w:r>
+          <w:r>
+            <w:rPr>
+              <w:color w:val="333333"/>
+              <w:sz w:val="17"/>
+              <w:szCs w:val="17"/>
+            </w:rPr>
+            <w:t xml:space="preserve">by — ~로</w:t>
           </w:r>
           <w:r>
             <w:rPr>
@@ -13827,7 +13942,7 @@
               <w:sz w:val="15"/>
               <w:szCs w:val="15"/>
             </w:rPr>
-            <w:t xml:space="preserve">S: One of those messages, V: said ／ S: It, V: ’s ／ [if] S′: you, V′: want ／ [but] S: Ambon, V: is going</w:t>
+            <w:t xml:space="preserve">S: One of those messages, V: said ／ S: It, V: ’s ／ [if] S′: you, V′: want ／ [but] S: Ambon, V: is</w:t>
           </w:r>
         </w:p>
         <w:p>
@@ -13914,7 +14029,7 @@
               <w:sz w:val="17"/>
               <w:szCs w:val="17"/>
             </w:rPr>
-            <w:t xml:space="preserve">it’s — (뒤의 if절을 대신하는) 그것은 ~이다 (It is의 줄임)</w:t>
+            <w:t xml:space="preserve">it’s — ~이다 (It은 뒤의 if절을 대신함, It is의 줄임)</w:t>
           </w:r>
           <w:r>
             <w:rPr>
@@ -14692,7 +14807,29 @@
               <w:szCs w:val="15"/>
               <w:u w:val="none"/>
             </w:rPr>
-            <w:t xml:space="preserve"> … 정부는 발표해야 했다</w:t>
+            <w:t xml:space="preserve"> … 정부</w:t>
+          </w:r>
+          <w:r>
+            <w:rPr>
+              <w:b w:val="1"/>
+              <w:bCs w:val="1"/>
+              <w:color w:val="000000"/>
+              <w:sz w:val="15"/>
+              <w:szCs w:val="15"/>
+              <w:u w:val="single"/>
+            </w:rPr>
+            <w:t xml:space="preserve">가</w:t>
+          </w:r>
+          <w:r>
+            <w:rPr>
+              <w:b w:val="0"/>
+              <w:bCs w:val="0"/>
+              <w:color w:val="000000"/>
+              <w:sz w:val="15"/>
+              <w:szCs w:val="15"/>
+              <w:u w:val="none"/>
+            </w:rPr>
+            <w:t xml:space="preserve"> 발표해야 했다</w:t>
           </w:r>
         </w:p>
         <w:p>
@@ -16659,7 +16796,7 @@
               <w:sz w:val="17"/>
               <w:szCs w:val="17"/>
             </w:rPr>
-            <w:t xml:space="preserve">규모 6.5의 지진이</w:t>
+            <w:t xml:space="preserve">규모가 6.5인 지진이</w:t>
           </w:r>
           <w:r>
             <w:rPr>
@@ -17159,7 +17296,7 @@
               <w:sz w:val="17"/>
               <w:szCs w:val="17"/>
             </w:rPr>
-            <w:t xml:space="preserve">(뒤에) 이어지는</w:t>
+            <w:t xml:space="preserve">이어지는</w:t>
           </w:r>
           <w:r>
             <w:rPr>
@@ -17911,7 +18048,7 @@
               <w:sz w:val="20"/>
               <w:szCs w:val="20"/>
             </w:rPr>
-            <w:t xml:space="preserve">가짜 뉴스는 사람들을 조종하려고 부정확한 정보를 퍼뜨리는 의도적인 시도이며, 특히 비상사태 때 퍼져 사회에 큰 혼란과 해를 끼친다는 점을 인도네시아 암본의 사례로 보여 주는 글이다.</w:t>
+            <w:t xml:space="preserve">가짜 뉴스는 사람들을 조종하려고 부정확한 정보를 퍼뜨리는 의도적인 시도이며, 특히 비상사태 때 잘 퍼져 사회에 혼란과 해를 끼칠 수 있다는 점을 인도네시아 암본의 사례로 보여 주는 글이다.</w:t>
           </w:r>
         </w:p>
         <w:p>
@@ -18002,7 +18139,7 @@
               <w:sz w:val="20"/>
               <w:szCs w:val="20"/>
             </w:rPr>
-            <w:t xml:space="preserve"> — 가짜 뉴스는 비상사태 때 특히 잘 퍼진다. 2019년 암본 지진 뒤 또 다른 지진과 쓰나미가 온다는 가짜 뉴스 때문에 주민들은 2주 동안 집에 돌아가지 못했고, 결국 정부가 그 정보가 가짜라고 발표해야 했다.</w:t>
+            <w:t xml:space="preserve"> — 가짜 뉴스는 비상사태 때 특히 잘 퍼진다. 2019년 암본 지진 뒤 또 다른 지진과 쓰나미가 온다는 가짜 뉴스 때문에 주민들은 2주 동안 집에 돌아가지 않고 대피소에 머물렀고, 결국 정부가 그 정보가 가짜라고 발표해야 했다.</w:t>
           </w:r>
         </w:p>
         <w:p>
@@ -18080,7 +18217,7 @@
               <w:bCs w:val="0"/>
               <w:color w:val="000000"/>
             </w:rPr>
-            <w:t xml:space="preserve">11번 문장은 앞 도입부의 지나 이야기를 이 부분의 주제와 이어 준다. 지나는 일부러 가짜 뉴스를 퍼뜨린 것이 아니다. 글쓴이는 이런 일이 지나에게만 일어나는 드문 일이 아니라고 말한다. 누구든 지나처럼 모르는 사이에 가짜 뉴스를 퍼뜨릴 수 있다는 뜻이다.</w:t>
+            <w:t xml:space="preserve">11번 문장은 앞 도입부의 지나 이야기를 이 부분의 주제와 이어 준다. 지나는 일부러 가짜 뉴스를 퍼뜨린 것이 아니다. 글쓴이는 이런 일이 지나에게만 일어나는 드문 일이 아니라고 말한다. 많은 사람이 지나처럼 모르는 사이에 가짜 뉴스를 퍼뜨린다는 뜻이다.</w:t>
           </w:r>
         </w:p>
         <w:p>
@@ -18299,7 +18436,7 @@
               <w:sz w:val="20"/>
               <w:szCs w:val="20"/>
             </w:rPr>
-            <w:t xml:space="preserve"> It … for A to V: A가 ~하는 것은 …</w:t>
+            <w:t xml:space="preserve"> It … for A to V: A(이/가) ~하는 것은 …</w:t>
           </w:r>
           <w:r>
             <w:rPr>
@@ -18333,7 +18470,7 @@
               <w:sz w:val="20"/>
               <w:szCs w:val="20"/>
             </w:rPr>
-            <w:t xml:space="preserve"> — 공식: It is 형용사 for A to V — A가 ~하는 것은 (형용사)하다. It = 가주어(뒤의 for A to V를 대신함), 형용사 = very common(매우 흔한), A = fake news(가짜 뉴스), to V = to spread(퍼지다). → 가짜 뉴스가 퍼지는 것은 매우 흔하다. for 뒤의 A가 to V의 주체다.</w:t>
+            <w:t xml:space="preserve"> — 공식: It is 형용사 for A to V — A(이/가) ~하는 것은 (형용사)하다. It = 가주어(뒤의 for A to V를 대신함), 형용사 = very common(매우 흔한), A = fake news(가짜 뉴스), to V = to spread(퍼지다). → 가짜 뉴스가 퍼지는 것은 매우 흔하다. for 뒤의 A가 to V의 주체다.</w:t>
           </w:r>
         </w:p>
         <w:p>
@@ -18359,7 +18496,7 @@
               <w:sz w:val="20"/>
               <w:szCs w:val="20"/>
             </w:rPr>
-            <w:t xml:space="preserve"> so A that S′ V′: 너무 A해서 S′가 V′하다</w:t>
+            <w:t xml:space="preserve"> so A that S′ V′: 너무 A해서 S′(이/가) V′하다</w:t>
           </w:r>
           <w:r>
             <w:rPr>
@@ -18483,7 +18620,7 @@
               <w:sz w:val="18"/>
               <w:szCs w:val="18"/>
             </w:rPr>
-            <w:t xml:space="preserve"> (우연한, 뜻하지 않은)</w:t>
+            <w:t xml:space="preserve"> (우발적인, 뜻하지 않은)</w:t>
           </w:r>
         </w:p>
         <w:p>
@@ -19409,7 +19546,7 @@
               <w:sz w:val="17"/>
               <w:szCs w:val="17"/>
             </w:rPr>
-            <w:t xml:space="preserve">by — ~에 의한, ~의</w:t>
+            <w:t xml:space="preserve">by — ~에 의한</w:t>
           </w:r>
           <w:r>
             <w:rPr>
@@ -19712,7 +19849,7 @@
               <w:szCs w:val="15"/>
               <w:u w:val="none"/>
             </w:rPr>
-            <w:t xml:space="preserve">[</w:t>
+            <w:t xml:space="preserve">[가짜 뉴스</w:t>
           </w:r>
           <w:r>
             <w:rPr>
@@ -19734,7 +19871,7 @@
               <w:szCs w:val="15"/>
               <w:u w:val="none"/>
             </w:rPr>
-            <w:t xml:space="preserve">짜 뉴스가 퍼진</w:t>
+            <w:t xml:space="preserve"> 퍼진</w:t>
           </w:r>
           <w:r>
             <w:rPr>
@@ -20017,7 +20154,7 @@
               <w:sz w:val="17"/>
               <w:szCs w:val="17"/>
             </w:rPr>
-            <w:t xml:space="preserve">one — 한 (가지)</w:t>
+            <w:t xml:space="preserve">one — 한 가지</w:t>
           </w:r>
           <w:r>
             <w:rPr>
@@ -21225,7 +21362,7 @@
               <w:sz w:val="17"/>
               <w:szCs w:val="17"/>
             </w:rPr>
-            <w:t xml:space="preserve">pass A to B — A를 B에게 전달하다</w:t>
+            <w:t xml:space="preserve">pass — 전달하다</w:t>
           </w:r>
           <w:r>
             <w:rPr>
@@ -21242,6 +21379,22 @@
               <w:szCs w:val="17"/>
             </w:rPr>
             <w:t xml:space="preserve">it — 그것을 (그 자극적인 뉴스)</w:t>
+          </w:r>
+          <w:r>
+            <w:rPr>
+              <w:color w:val="333333"/>
+              <w:sz w:val="17"/>
+              <w:szCs w:val="17"/>
+            </w:rPr>
+            <w:t xml:space="preserve"> / </w:t>
+          </w:r>
+          <w:r>
+            <w:rPr>
+              <w:color w:val="333333"/>
+              <w:sz w:val="17"/>
+              <w:szCs w:val="17"/>
+            </w:rPr>
+            <w:t xml:space="preserve">to — ~에게</w:t>
           </w:r>
           <w:r>
             <w:rPr>
@@ -22385,23 +22538,7 @@
               <w:sz w:val="17"/>
               <w:szCs w:val="17"/>
             </w:rPr>
-            <w:t xml:space="preserve">It … for A to V — A가 ~할 가능성이 (It은 뒤의 for A to V를 대신함)</w:t>
-          </w:r>
-          <w:r>
-            <w:rPr>
-              <w:color w:val="333333"/>
-              <w:sz w:val="17"/>
-              <w:szCs w:val="17"/>
-            </w:rPr>
-            <w:t xml:space="preserve"> / </w:t>
-          </w:r>
-          <w:r>
-            <w:rPr>
-              <w:color w:val="333333"/>
-              <w:sz w:val="17"/>
-              <w:szCs w:val="17"/>
-            </w:rPr>
-            <w:t xml:space="preserve">is — ~이다</w:t>
+            <w:t xml:space="preserve">It is likely for A to V — A(이/가) ~할 가능성이 높다 (It은 뒤의 for A to V를 대신함)</w:t>
           </w:r>
           <w:r>
             <w:rPr>
@@ -22418,22 +22555,6 @@
               <w:szCs w:val="17"/>
             </w:rPr>
             <w:t xml:space="preserve">more — 더</w:t>
-          </w:r>
-          <w:r>
-            <w:rPr>
-              <w:color w:val="333333"/>
-              <w:sz w:val="17"/>
-              <w:szCs w:val="17"/>
-            </w:rPr>
-            <w:t xml:space="preserve"> / </w:t>
-          </w:r>
-          <w:r>
-            <w:rPr>
-              <w:color w:val="333333"/>
-              <w:sz w:val="17"/>
-              <w:szCs w:val="17"/>
-            </w:rPr>
-            <w:t xml:space="preserve">likely — 가능성이 높은, ~할 것 같은</w:t>
           </w:r>
           <w:r>
             <w:rPr>
@@ -23220,7 +23341,7 @@
               <w:sz w:val="17"/>
               <w:szCs w:val="17"/>
             </w:rPr>
-            <w:t xml:space="preserve">even — ~조차, 심지어</w:t>
+            <w:t xml:space="preserve">even — ~조차</w:t>
           </w:r>
           <w:r>
             <w:rPr>
@@ -25007,7 +25128,7 @@
               <w:sz w:val="17"/>
               <w:szCs w:val="17"/>
             </w:rPr>
-            <w:t xml:space="preserve">while V-ing — ~하면서 (동시에)</w:t>
+            <w:t xml:space="preserve">while V-ing — ~하면서</w:t>
           </w:r>
           <w:r>
             <w:rPr>
@@ -25230,7 +25351,7 @@
               <w:szCs w:val="15"/>
               <w:u w:val="none"/>
             </w:rPr>
-            <w:t xml:space="preserve">[그들[사람들]의 선호 후보들을 묘사하</w:t>
+            <w:t xml:space="preserve">[그들[사람들]이 선호하는 후보들을 묘사하</w:t>
           </w:r>
           <w:r>
             <w:rPr>
@@ -26039,7 +26160,7 @@
               <w:sz w:val="17"/>
               <w:szCs w:val="17"/>
             </w:rPr>
-            <w:t xml:space="preserve">매사추세츠 공과대학의</w:t>
+            <w:t xml:space="preserve">매사추세츠 공과대학에 의한</w:t>
           </w:r>
           <w:r>
             <w:rPr>
@@ -29273,7 +29394,7 @@
               <w:sz w:val="20"/>
               <w:szCs w:val="20"/>
             </w:rPr>
-            <w:t xml:space="preserve"> — 사람들은 새롭고 자극적인 것을 좋아한다. 놀라운 정보는 남과 나누고 싶고, 먼저 올리면 관심을 받기 때문에 확인되지 않은 정보도 퍼뜨린다.</w:t>
+            <w:t xml:space="preserve"> — 사람들은 새롭고 자극적인 것을 좋아한다. 놀라운 정보는 남과 나누고 싶어 하고, 아직 알려지지 않았지만 거짓일 수도 있는 정보를 가장 먼저 올린 사람은 관심을 얻을 수 있다.</w:t>
           </w:r>
         </w:p>
         <w:p>
@@ -29419,7 +29540,7 @@
               <w:bCs w:val="0"/>
               <w:color w:val="000000"/>
             </w:rPr>
-            <w:t xml:space="preserve">24번 문장은 23번에서 말한 ‘나누고 싶은 마음’이 왜 생기는지 설명한다. 아직 아무도 모르는 소식을 가장 먼저 올리면 사람들의 관심이 그 사람에게 몰린다. 그 관심을 받고 싶어서 사람들은 소식이 사실인지 확인하지 않고 먼저 올린다. 그 소식은 새롭지만 거짓일 수도 있다.</w:t>
+            <w:t xml:space="preserve">24번 문장은 23번에서 말한 ‘나누고 싶은 마음’에 이어, 소식을 나누면 무엇을 얻는지 설명한다. 아직 아무도 모르는 소식을 소셜 미디어에 가장 먼저 올린 사람은 다른 사람들의 관심을 받을 수 있다. 그런데 이렇게 먼저 올린 소식은 새롭기는 하지만 거짓일 수도 있다.</w:t>
           </w:r>
         </w:p>
         <w:p>
@@ -29578,7 +29699,7 @@
               <w:sz w:val="20"/>
               <w:szCs w:val="20"/>
             </w:rPr>
-            <w:t xml:space="preserve"> 배수 + 비교급 + than: ~보다 몇 배 더 …하게</w:t>
+            <w:t xml:space="preserve"> N times + 비교급 + than A: A보다 N배 더 …하게</w:t>
           </w:r>
           <w:r>
             <w:rPr>
@@ -29612,7 +29733,7 @@
               <w:sz w:val="20"/>
               <w:szCs w:val="20"/>
             </w:rPr>
-            <w:t xml:space="preserve"> — 공식: 숫자 times + 비교급 + than A — A보다 (숫자)배 더 …하게. 숫자 times = 6 times(6배), 비교급 = faster(더 빠르게), A = real news(진짜 뉴스), 앞의 fake news spreads online = 가짜 뉴스가 온라인에서 퍼진다. → 가짜 뉴스는 온라인에서 진짜 뉴스보다 6배 더 빠르게 퍼진다.</w:t>
+            <w:t xml:space="preserve"> — 공식: N times + 비교급 + than A — A보다 N배 더 …하게. N times = 6 times(6배), 비교급 = faster(더 빠르게), A = real news(진짜 뉴스), 앞의 fake news spreads online = 가짜 뉴스가 온라인에서 퍼진다. → 가짜 뉴스는 온라인에서 진짜 뉴스보다 6배 더 빠르게 퍼진다.</w:t>
           </w:r>
         </w:p>
         <w:p>
@@ -30400,7 +30521,7 @@
               <w:szCs w:val="15"/>
               <w:u w:val="single"/>
             </w:rPr>
-            <w:t xml:space="preserve">that</w:t>
+            <w:t xml:space="preserve">With</w:t>
           </w:r>
           <w:r>
             <w:rPr>
@@ -30408,7 +30529,7 @@
               <w:sz w:val="15"/>
               <w:szCs w:val="15"/>
             </w:rPr>
-            <w:t xml:space="preserve"> fake news does not mislead]</w:t>
+            <w:t xml:space="preserve"> so much information on the Internet]</w:t>
           </w:r>
           <w:r>
             <w:rPr>
@@ -30427,7 +30548,7 @@
               <w:szCs w:val="15"/>
               <w:u w:val="none"/>
             </w:rPr>
-            <w:t xml:space="preserve">[</w:t>
+            <w:t xml:space="preserve">[인터넷에 그렇게 많은 정보</w:t>
           </w:r>
           <w:r>
             <w:rPr>
@@ -30449,7 +30570,122 @@
               <w:szCs w:val="15"/>
               <w:u w:val="none"/>
             </w:rPr>
-            <w:t xml:space="preserve">짜 뉴스가 속이지 않는</w:t>
+            <w:t xml:space="preserve"> </w:t>
+          </w:r>
+          <w:r>
+            <w:rPr>
+              <w:b w:val="1"/>
+              <w:bCs w:val="1"/>
+              <w:color w:val="000000"/>
+              <w:sz w:val="15"/>
+              <w:szCs w:val="15"/>
+              <w:u w:val="single"/>
+            </w:rPr>
+            <w:t xml:space="preserve">있는 상황에서</w:t>
+          </w:r>
+          <w:r>
+            <w:rPr>
+              <w:b w:val="0"/>
+              <w:bCs w:val="0"/>
+              <w:color w:val="000000"/>
+              <w:sz w:val="15"/>
+              <w:szCs w:val="15"/>
+              <w:u w:val="none"/>
+            </w:rPr>
+            <w:t xml:space="preserve">]</w:t>
+          </w:r>
+          <w:r>
+            <w:rPr>
+              <w:color w:val="7030A0"/>
+              <w:sz w:val="15"/>
+              <w:szCs w:val="15"/>
+            </w:rPr>
+            <w:t xml:space="preserve"> (with 구문)</w:t>
+          </w:r>
+        </w:p>
+        <w:p>
+          <w:pPr>
+            <w:keepNext/>
+            <w:keepLines/>
+            <w:spacing w:after="120" w:line="300" w:lineRule="auto" w:before="140"/>
+          </w:pPr>
+          <w:r>
+            <w:rPr>
+              <w:b/>
+              <w:bCs/>
+              <w:color w:val="7030A0"/>
+              <w:sz w:val="15"/>
+              <w:szCs w:val="15"/>
+            </w:rPr>
+            <w:t xml:space="preserve">구조 힌트   </w:t>
+          </w:r>
+          <w:r>
+            <w:rPr>
+              <w:color w:val="7030A0"/>
+              <w:sz w:val="15"/>
+              <w:szCs w:val="15"/>
+            </w:rPr>
+            <w:t xml:space="preserve">[</w:t>
+          </w:r>
+          <w:r>
+            <w:rPr>
+              <w:b/>
+              <w:bCs/>
+              <w:color w:val="7030A0"/>
+              <w:sz w:val="15"/>
+              <w:szCs w:val="15"/>
+              <w:u w:val="single"/>
+            </w:rPr>
+            <w:t xml:space="preserve">that</w:t>
+          </w:r>
+          <w:r>
+            <w:rPr>
+              <w:color w:val="7030A0"/>
+              <w:sz w:val="15"/>
+              <w:szCs w:val="15"/>
+            </w:rPr>
+            <w:t xml:space="preserve"> fake news does not mislead]</w:t>
+          </w:r>
+          <w:r>
+            <w:rPr>
+              <w:color w:val="7030A0"/>
+              <w:sz w:val="15"/>
+              <w:szCs w:val="15"/>
+            </w:rPr>
+            <w:t xml:space="preserve"> → </w:t>
+          </w:r>
+          <w:r>
+            <w:rPr>
+              <w:b w:val="0"/>
+              <w:bCs w:val="0"/>
+              <w:color w:val="000000"/>
+              <w:sz w:val="15"/>
+              <w:szCs w:val="15"/>
+              <w:u w:val="none"/>
+            </w:rPr>
+            <w:t xml:space="preserve">[가짜 뉴스</w:t>
+          </w:r>
+          <w:r>
+            <w:rPr>
+              <w:b w:val="1"/>
+              <w:bCs w:val="1"/>
+              <w:color w:val="000000"/>
+              <w:sz w:val="15"/>
+              <w:szCs w:val="15"/>
+              <w:u w:val="single"/>
+            </w:rPr>
+            <w:t xml:space="preserve">가</w:t>
+          </w:r>
+          <w:r>
+            <w:rPr>
+              <w:b w:val="0"/>
+              <w:bCs w:val="0"/>
+              <w:color w:val="000000"/>
+              <w:sz w:val="15"/>
+              <w:szCs w:val="15"/>
+              <w:u w:val="none"/>
+            </w:rPr>
+            <w:t xml:space="preserve"> 속이지 않는</w:t>
           </w:r>
           <w:r>
             <w:rPr>
@@ -31120,7 +31356,29 @@
               <w:szCs w:val="15"/>
               <w:u w:val="none"/>
             </w:rPr>
-            <w:t xml:space="preserve"> … 당신[독자]이 클릭할 수도 있다</w:t>
+            <w:t xml:space="preserve"> … 당신[독자]</w:t>
+          </w:r>
+          <w:r>
+            <w:rPr>
+              <w:b w:val="1"/>
+              <w:bCs w:val="1"/>
+              <w:color w:val="000000"/>
+              <w:sz w:val="15"/>
+              <w:szCs w:val="15"/>
+              <w:u w:val="single"/>
+            </w:rPr>
+            <w:t xml:space="preserve">이</w:t>
+          </w:r>
+          <w:r>
+            <w:rPr>
+              <w:b w:val="0"/>
+              <w:bCs w:val="0"/>
+              <w:color w:val="000000"/>
+              <w:sz w:val="15"/>
+              <w:szCs w:val="15"/>
+              <w:u w:val="none"/>
+            </w:rPr>
+            <w:t xml:space="preserve"> 클릭할 수도 있다</w:t>
           </w:r>
         </w:p>
         <w:p>
@@ -31262,23 +31520,7 @@
               <w:sz w:val="17"/>
               <w:szCs w:val="17"/>
             </w:rPr>
-            <w:t xml:space="preserve">do not V — ~하지 마라</w:t>
-          </w:r>
-          <w:r>
-            <w:rPr>
-              <w:color w:val="333333"/>
-              <w:sz w:val="17"/>
-              <w:szCs w:val="17"/>
-            </w:rPr>
-            <w:t xml:space="preserve"> / </w:t>
-          </w:r>
-          <w:r>
-            <w:rPr>
-              <w:color w:val="333333"/>
-              <w:sz w:val="17"/>
-              <w:szCs w:val="17"/>
-            </w:rPr>
-            <w:t xml:space="preserve">just — 그저, 단지</w:t>
+            <w:t xml:space="preserve">don’t just A but B — 그저 A하지 말고 B하라</w:t>
           </w:r>
           <w:r>
             <w:rPr>
@@ -31802,11 +32044,20 @@
           </w:r>
           <w:r>
             <w:rPr>
-              <w:color w:val="333333"/>
-              <w:sz w:val="17"/>
-              <w:szCs w:val="17"/>
-            </w:rPr>
-            <w:t xml:space="preserve">critical thinking — 비판적 사고</w:t>
+              <w:color w:val="203864"/>
+              <w:sz w:val="17"/>
+              <w:szCs w:val="17"/>
+              <w:b/>
+            </w:rPr>
+            <w:t xml:space="preserve">★</w:t>
+          </w:r>
+          <w:r>
+            <w:rPr>
+              <w:color w:val="333333"/>
+              <w:sz w:val="17"/>
+              <w:szCs w:val="17"/>
+            </w:rPr>
+            <w:t xml:space="preserve"> critical thinking — 비판적 사고</w:t>
           </w:r>
           <w:r>
             <w:rPr>
@@ -32463,11 +32714,20 @@
           </w:r>
           <w:r>
             <w:rPr>
-              <w:color w:val="333333"/>
-              <w:sz w:val="17"/>
-              <w:szCs w:val="17"/>
-            </w:rPr>
-            <w:t xml:space="preserve">biases — 편견들</w:t>
+              <w:color w:val="203864"/>
+              <w:sz w:val="17"/>
+              <w:szCs w:val="17"/>
+              <w:b/>
+            </w:rPr>
+            <w:t xml:space="preserve">★</w:t>
+          </w:r>
+          <w:r>
+            <w:rPr>
+              <w:color w:val="333333"/>
+              <w:sz w:val="17"/>
+              <w:szCs w:val="17"/>
+            </w:rPr>
+            <w:t xml:space="preserve"> biases — 편견들</w:t>
           </w:r>
         </w:p>
         <w:p>
@@ -33903,7 +34163,7 @@
               <w:sz w:val="17"/>
               <w:szCs w:val="17"/>
             </w:rPr>
-            <w:t xml:space="preserve">who V′ — 누가 V′했는지 (간접의문)</w:t>
+            <w:t xml:space="preserve">who V′ — 누가 V′했는지</w:t>
           </w:r>
           <w:r>
             <w:rPr>
@@ -33951,23 +34211,32 @@
               <w:sz w:val="17"/>
               <w:szCs w:val="17"/>
             </w:rPr>
-            <w:t xml:space="preserve">what S′ V′ — S′(이/가) 무엇이었는지 (간접의문)</w:t>
-          </w:r>
-          <w:r>
-            <w:rPr>
-              <w:color w:val="333333"/>
-              <w:sz w:val="17"/>
-              <w:szCs w:val="17"/>
-            </w:rPr>
-            <w:t xml:space="preserve"> / </w:t>
-          </w:r>
-          <w:r>
-            <w:rPr>
-              <w:color w:val="333333"/>
-              <w:sz w:val="17"/>
-              <w:szCs w:val="17"/>
-            </w:rPr>
-            <w:t xml:space="preserve">intent — 의도</w:t>
+            <w:t xml:space="preserve">what S′ V′ — S′(이/가) 무엇이었는지</w:t>
+          </w:r>
+          <w:r>
+            <w:rPr>
+              <w:color w:val="333333"/>
+              <w:sz w:val="17"/>
+              <w:szCs w:val="17"/>
+            </w:rPr>
+            <w:t xml:space="preserve"> / </w:t>
+          </w:r>
+          <w:r>
+            <w:rPr>
+              <w:color w:val="203864"/>
+              <w:sz w:val="17"/>
+              <w:szCs w:val="17"/>
+              <w:b/>
+            </w:rPr>
+            <w:t xml:space="preserve">★</w:t>
+          </w:r>
+          <w:r>
+            <w:rPr>
+              <w:color w:val="333333"/>
+              <w:sz w:val="17"/>
+              <w:szCs w:val="17"/>
+            </w:rPr>
+            <w:t xml:space="preserve"> intent — 의도</w:t>
           </w:r>
           <w:r>
             <w:rPr>
@@ -33999,7 +34268,7 @@
               <w:sz w:val="17"/>
               <w:szCs w:val="17"/>
             </w:rPr>
-            <w:t xml:space="preserve">behind — ~ 뒤에 (숨은)</w:t>
+            <w:t xml:space="preserve">behind — ~ 뒤에 있는</w:t>
           </w:r>
           <w:r>
             <w:rPr>
@@ -34258,7 +34527,29 @@
               <w:szCs w:val="15"/>
               <w:u w:val="single"/>
             </w:rPr>
-            <w:t xml:space="preserve">무엇이었는지</w:t>
+            <w:t xml:space="preserve">무엇</w:t>
+          </w:r>
+          <w:r>
+            <w:rPr>
+              <w:b w:val="0"/>
+              <w:bCs w:val="0"/>
+              <w:color w:val="000000"/>
+              <w:sz w:val="15"/>
+              <w:szCs w:val="15"/>
+              <w:u w:val="none"/>
+            </w:rPr>
+            <w:t xml:space="preserve">이었</w:t>
+          </w:r>
+          <w:r>
+            <w:rPr>
+              <w:b w:val="1"/>
+              <w:bCs w:val="1"/>
+              <w:color w:val="000000"/>
+              <w:sz w:val="15"/>
+              <w:szCs w:val="15"/>
+              <w:u w:val="single"/>
+            </w:rPr>
+            <w:t xml:space="preserve">는지</w:t>
           </w:r>
           <w:r>
             <w:rPr>
@@ -34469,7 +34760,7 @@
               <w:sz w:val="17"/>
               <w:szCs w:val="17"/>
             </w:rPr>
-            <w:t xml:space="preserve">whether S′ V′ — S′(이/가) V′하는지 (아닌지)</w:t>
+            <w:t xml:space="preserve">whether S′ V′ — S′(이/가) V′하는지</w:t>
           </w:r>
           <w:r>
             <w:rPr>
@@ -34529,20 +34820,11 @@
           </w:r>
           <w:r>
             <w:rPr>
-              <w:color w:val="203864"/>
-              <w:sz w:val="17"/>
-              <w:szCs w:val="17"/>
-              <w:b/>
-            </w:rPr>
-            <w:t xml:space="preserve">★</w:t>
-          </w:r>
-          <w:r>
-            <w:rPr>
-              <w:color w:val="333333"/>
-              <w:sz w:val="17"/>
-              <w:szCs w:val="17"/>
-            </w:rPr>
-            <w:t xml:space="preserve"> reliable — 믿을 만한, 신뢰할 수 있는</w:t>
+              <w:color w:val="333333"/>
+              <w:sz w:val="17"/>
+              <w:szCs w:val="17"/>
+            </w:rPr>
+            <w:t xml:space="preserve">reliable — 믿을 만한, 신뢰할 수 있는</w:t>
           </w:r>
           <w:r>
             <w:rPr>
@@ -34574,7 +34856,7 @@
               <w:sz w:val="17"/>
               <w:szCs w:val="17"/>
             </w:rPr>
-            <w:t xml:space="preserve">source — 출처</w:t>
+            <w:t xml:space="preserve">source — 출처 (흔한 뜻: 원천)</w:t>
           </w:r>
           <w:r>
             <w:rPr>
@@ -34618,20 +34900,11 @@
           </w:r>
           <w:r>
             <w:rPr>
-              <w:color w:val="203864"/>
-              <w:sz w:val="17"/>
-              <w:szCs w:val="17"/>
-              <w:b/>
-            </w:rPr>
-            <w:t xml:space="preserve">★</w:t>
-          </w:r>
-          <w:r>
-            <w:rPr>
-              <w:color w:val="333333"/>
-              <w:sz w:val="17"/>
-              <w:szCs w:val="17"/>
-            </w:rPr>
-            <w:t xml:space="preserve"> valid — 타당한, 근거가 확실한</w:t>
+              <w:color w:val="333333"/>
+              <w:sz w:val="17"/>
+              <w:szCs w:val="17"/>
+            </w:rPr>
+            <w:t xml:space="preserve">valid — 타당한, 근거가 확실한</w:t>
           </w:r>
         </w:p>
         <w:p>
@@ -35547,7 +35820,7 @@
               <w:sz w:val="17"/>
               <w:szCs w:val="17"/>
             </w:rPr>
-            <w:t xml:space="preserve">if S′ V′ — (만약) S′(이/가) V′한다면</w:t>
+            <w:t xml:space="preserve">if S′ V′ — S′(이/가) V′한다면</w:t>
           </w:r>
           <w:r>
             <w:rPr>
@@ -35639,20 +35912,11 @@
           </w:r>
           <w:r>
             <w:rPr>
-              <w:color w:val="203864"/>
-              <w:sz w:val="17"/>
-              <w:szCs w:val="17"/>
-              <w:b/>
-            </w:rPr>
-            <w:t xml:space="preserve">★</w:t>
-          </w:r>
-          <w:r>
-            <w:rPr>
-              <w:color w:val="333333"/>
-              <w:sz w:val="17"/>
-              <w:szCs w:val="17"/>
-            </w:rPr>
-            <w:t xml:space="preserve"> objectively — 객관적으로</w:t>
+              <w:color w:val="333333"/>
+              <w:sz w:val="17"/>
+              <w:szCs w:val="17"/>
+            </w:rPr>
+            <w:t xml:space="preserve">objectively — 객관적으로</w:t>
           </w:r>
           <w:r>
             <w:rPr>
@@ -35958,7 +36222,7 @@
               <w:szCs w:val="15"/>
               <w:u w:val="none"/>
             </w:rPr>
-            <w:t xml:space="preserve">[</w:t>
+            <w:t xml:space="preserve">[가짜 뉴스</w:t>
           </w:r>
           <w:r>
             <w:rPr>
@@ -35980,7 +36244,7 @@
               <w:szCs w:val="15"/>
               <w:u w:val="none"/>
             </w:rPr>
-            <w:t xml:space="preserve">짜 뉴스가 일으킬 수 있</w:t>
+            <w:t xml:space="preserve"> 일으킬 수 있</w:t>
           </w:r>
           <w:r>
             <w:rPr>
@@ -36292,7 +36556,7 @@
               <w:sz w:val="17"/>
               <w:szCs w:val="17"/>
             </w:rPr>
-            <w:t xml:space="preserve">be — ~이 되다, ~이다</w:t>
+            <w:t xml:space="preserve">be — ~이 되다 (흔한 뜻: ~이다)</w:t>
           </w:r>
           <w:r>
             <w:rPr>
@@ -36502,29 +36766,7 @@
               <w:szCs w:val="15"/>
               <w:u w:val="none"/>
             </w:rPr>
-            <w:t xml:space="preserve">[가짜 뉴스를 만들어 내</w:t>
-          </w:r>
-          <w:r>
-            <w:rPr>
-              <w:b w:val="1"/>
-              <w:bCs w:val="1"/>
-              <w:color w:val="000000"/>
-              <w:sz w:val="15"/>
-              <w:szCs w:val="15"/>
-              <w:u w:val="single"/>
-            </w:rPr>
-            <w:t xml:space="preserve">거나</w:t>
-          </w:r>
-          <w:r>
-            <w:rPr>
-              <w:b w:val="0"/>
-              <w:bCs w:val="0"/>
-              <w:color w:val="000000"/>
-              <w:sz w:val="15"/>
-              <w:szCs w:val="15"/>
-              <w:u w:val="none"/>
-            </w:rPr>
-            <w:t xml:space="preserve"> 퍼뜨리</w:t>
+            <w:t xml:space="preserve">[가짜 뉴스를 만들어 내거나 퍼뜨리</w:t>
           </w:r>
           <w:r>
             <w:rPr>
@@ -37766,7 +38008,7 @@
               <w:sz w:val="16"/>
               <w:szCs w:val="16"/>
             </w:rPr>
-            <w:t xml:space="preserve">뉴스를 판단할 때 비판적 사고 능력을 발휘하라.</w:t>
+            <w:t xml:space="preserve">뉴스를 판단하기 위해 비판적 사고 능력을 발휘하라.</w:t>
           </w:r>
         </w:p>
         <w:p>
@@ -40257,7 +40499,7 @@
               <w:sz w:val="20"/>
               <w:szCs w:val="20"/>
             </w:rPr>
-            <w:t xml:space="preserve">가짜 뉴스에 속지 않으려면 헤드라인 너머까지 읽고, 뉴스를 비판적으로 판단하고, 자신의 편견을 점검하고, 출처의 신뢰성을 확인해야 하며, 이런 비판적·객관적인 태도가 가짜 뉴스의 피해를 줄인다는 점을 강조하는 글이다.</w:t>
+            <w:t xml:space="preserve">가짜 뉴스에 속지 않으려면 헤드라인 너머까지 읽고, 뉴스를 비판적으로 판단하고, 자신의 편견을 점검하고, 출처의 신뢰성을 확인해야 하며, 이런 비판적·객관적인 태도가 가짜 뉴스의 피해를 줄일 수 있다는 점을 강조하는 글이다.</w:t>
           </w:r>
         </w:p>
         <w:p>
@@ -40416,7 +40658,7 @@
               <w:sz w:val="20"/>
               <w:szCs w:val="20"/>
             </w:rPr>
-            <w:t xml:space="preserve"> — 거짓 정보를 모두 없앨 수는 없지만, 정보를 비판적이고 객관적으로 보는 능력이 있으면 피해를 줄일 수 있다. 누구나 가짜 뉴스를 만들거나 퍼뜨리는 사람이 될 수 있음을 잊지 말자.</w:t>
+            <w:t xml:space="preserve"> — 온라인에 퍼지는 거짓 정보를 모두 피하거나 없애기는 불가능할지도 모르지만, 정보를 비판적이고 객관적으로 보는 능력이 있으면 가짜 뉴스의 피해를 줄일 수 있다. 누구나 가짜 뉴스를 만들거나 퍼뜨리는 사람이 될 수 있음을 잊지 말자.</w:t>
           </w:r>
         </w:p>
         <w:p>
@@ -40604,7 +40846,7 @@
               <w:bCs w:val="0"/>
               <w:color w:val="000000"/>
             </w:rPr>
-            <w:t xml:space="preserve">47번 문장은 글 전체의 마지막 당부다. 도입부의 지나도 가짜 뉴스를 비판했지만 결국 자신이 퍼뜨리게 되었다. 글쓴이는 누구든 지나처럼 가짜 뉴스를 만들거나 퍼뜨리는 사람이 될 수 있다고 경고한다. 그래서 앞에서 말한 방법들을 늘 기억해야 한다.</w:t>
+            <w:t xml:space="preserve">47번 문장은 글 전체의 마지막 당부다. 도입부의 지나는 가짜 뉴스를 만들고 퍼뜨린 사람들을 비판했었다. 그런데 결국 지나 자신도 실수로 가짜 뉴스를 퍼뜨리게 되었다. 46번의 ‘잊지 마라!’는 바로 이 점을 기억하라는 말이다. 누구든 가짜 뉴스를 만들거나 퍼뜨리는 사람이 될 수 있다는 것이다.</w:t>
           </w:r>
         </w:p>
         <w:p>
@@ -40653,7 +40895,7 @@
               <w:sz w:val="20"/>
               <w:szCs w:val="20"/>
             </w:rPr>
-            <w:t xml:space="preserve"> what S′ V′: S′가 V′하는 것</w:t>
+            <w:t xml:space="preserve"> what S′ V′: S′(이/가) V′하는 것</w:t>
           </w:r>
           <w:r>
             <w:rPr>
@@ -40687,7 +40929,7 @@
               <w:sz w:val="20"/>
               <w:szCs w:val="20"/>
             </w:rPr>
-            <w:t xml:space="preserve"> — 공식: what S′ V′ — S′(이/가) V′하는 것. what = 선행사를 품은 관계대명사(~하는 것), S′ = you(당신), V′ = read(읽다). → 당신이 읽는 것. 이 what절 전체가 question, analyze, evaluate(의문을 제기하다, 분석하다, 평가하다)의 공통 목적어라 ‘당신이 읽는 것을 의문을 제기하고, 분석하고, 평가해야 한다’가 된다.</w:t>
+            <w:t xml:space="preserve"> — 공식: what S′ V′ — S′(이/가) V′하는 것. what = 선행사를 품은 관계대명사(~하는 것), S′ = you(당신), V′ = read(읽다). → 당신이 읽는 것. 이 what절 전체가 question, analyze, evaluate(의문을 제기하다, 분석하다, 평가하다)의 공통 목적어라 ‘당신이 읽는 것에 의문을 제기하고, 분석하고, 평가해야 한다’가 된다.</w:t>
           </w:r>
         </w:p>
         <w:p>
@@ -40713,7 +40955,7 @@
               <w:sz w:val="20"/>
               <w:szCs w:val="20"/>
             </w:rPr>
-            <w:t xml:space="preserve"> whether S′ V′: S′가 V′하는지 (아닌지)</w:t>
+            <w:t xml:space="preserve"> whether S′ V′: S′(이/가) V′하는지</w:t>
           </w:r>
           <w:r>
             <w:rPr>
@@ -40747,7 +40989,7 @@
               <w:sz w:val="20"/>
               <w:szCs w:val="20"/>
             </w:rPr>
-            <w:t xml:space="preserve"> — 공식: whether S′ V′ — S′(이/가) V′하는지 (아닌지). S′ = the news story(그 뉴스 기사), V′ = is, 보어 = from a reliable media source(믿을 만한 미디어 출처에서 나온). and 뒤에도 같은 whether에 걸리는 절 the evidence(증거) is valid(타당한)가 이어진다. → 그 뉴스 기사가 믿을 만한 미디어 출처에서 나온 것인지, 그리고 증거가 타당한지. 앞의 check(확인하다)와 합치면 ‘~인지 확인하다’다.</w:t>
+            <w:t xml:space="preserve"> — 공식: whether S′ V′ — S′(이/가) V′하는지. S′ = the news story(그 뉴스 기사), V′ = is(~이다), 보어 = from a reliable media source(믿을 만한 미디어 출처에서 나온). and 뒤에도 같은 whether에 걸리는 절 the evidence(증거) is(~이다) valid(타당한)가 이어진다. → 그 뉴스 기사가 믿을 만한 미디어 출처에서 나온 것인지, 그리고 증거가 타당한지. 앞의 check(확인하다)와 합치면 ‘~인지 확인하다’다.</w:t>
           </w:r>
         </w:p>
         <w:p>
@@ -40773,7 +41015,7 @@
               <w:sz w:val="20"/>
               <w:szCs w:val="20"/>
             </w:rPr>
-            <w:t xml:space="preserve"> It … to V: ~하는 것은 …</w:t>
+            <w:t xml:space="preserve"> who V′(간접의문): 누가 V′했는지</w:t>
           </w:r>
           <w:r>
             <w:rPr>
@@ -40783,7 +41025,7 @@
               <w:sz w:val="18"/>
               <w:szCs w:val="18"/>
             </w:rPr>
-            <w:t xml:space="preserve"> [44번 문장]</w:t>
+            <w:t xml:space="preserve"> [42번 문장]</w:t>
           </w:r>
           <w:r>
             <w:rPr>
@@ -40800,14 +41042,14 @@
               <w:sz w:val="20"/>
               <w:szCs w:val="20"/>
             </w:rPr>
-            <w:t xml:space="preserve">it might be impossible to avoid or eliminate all false information</w:t>
-          </w:r>
-          <w:r>
-            <w:rPr>
-              <w:sz w:val="20"/>
-              <w:szCs w:val="20"/>
-            </w:rPr>
-            <w:t xml:space="preserve"> — 공식: It is 형용사 to V — ~하는 것은 (형용사)하다. It = 가주어(뒤의 to V를 대신함), might be impossible = 불가능할지도 모른다, to V = to avoid or eliminate(피하거나 없애다), 목적어 = all false information(모든 거짓 정보). → 모든 거짓 정보를 피하거나 없애는 것은 불가능할지도 모른다. 긴 주어 to avoid … information을 뒤로 보내고 그 자리에 It을 둔 구조다.</w:t>
+            <w:t xml:space="preserve">examine who wrote the news story</w:t>
+          </w:r>
+          <w:r>
+            <w:rPr>
+              <w:sz w:val="20"/>
+              <w:szCs w:val="20"/>
+            </w:rPr>
+            <w:t xml:space="preserve"> — 공식: who V′ — 누가 V′했는지. who = 의문사이면서 이 절의 주어(누가), V′ = wrote(썼다), 목적어 = the news story(그 뉴스 기사). → 누가 그 뉴스 기사를 썼는지. 이 절 전체가 앞 동사 examine(살펴보다)의 목적어라 ‘누가 그 뉴스 기사를 썼는지 살펴보다’가 된다. who 뒤에 주어가 따로 없고 바로 동사가 온다.</w:t>
           </w:r>
         </w:p>
         <w:p>
